--- a/blog/03_soop-starter/03_soop-starter_미리보기.docx
+++ b/blog/03_soop-starter/03_soop-starter_미리보기.docx
@@ -279,7 +279,7 @@
               <a:graphicData uri="http://schemas.openxmlformats.org/drawingml/2006/picture">
                 <pic:pic>
                   <pic:nvPicPr>
-                    <pic:cNvPr id="0" name="live01_home.png"/>
+                    <pic:cNvPr id="0" name="01.png"/>
                     <pic:cNvPicPr/>
                   </pic:nvPicPr>
                   <pic:blipFill>
@@ -705,7 +705,7 @@
               <a:graphicData uri="http://schemas.openxmlformats.org/drawingml/2006/picture">
                 <pic:pic>
                   <pic:nvPicPr>
-                    <pic:cNvPr id="0" name="p03.png"/>
+                    <pic:cNvPr id="0" name="02.png"/>
                     <pic:cNvPicPr/>
                   </pic:nvPicPr>
                   <pic:blipFill>
@@ -1051,7 +1051,7 @@
               <a:graphicData uri="http://schemas.openxmlformats.org/drawingml/2006/picture">
                 <pic:pic>
                   <pic:nvPicPr>
-                    <pic:cNvPr id="0" name="p04.png"/>
+                    <pic:cNvPr id="0" name="03.png"/>
                     <pic:cNvPicPr/>
                   </pic:nvPicPr>
                   <pic:blipFill>
@@ -1174,7 +1174,7 @@
               <a:graphicData uri="http://schemas.openxmlformats.org/drawingml/2006/picture">
                 <pic:pic>
                   <pic:nvPicPr>
-                    <pic:cNvPr id="0" name="p05.png"/>
+                    <pic:cNvPr id="0" name="04.png"/>
                     <pic:cNvPicPr/>
                   </pic:nvPicPr>
                   <pic:blipFill>
@@ -1397,7 +1397,7 @@
               <a:graphicData uri="http://schemas.openxmlformats.org/drawingml/2006/picture">
                 <pic:pic>
                   <pic:nvPicPr>
-                    <pic:cNvPr id="0" name="r2_per_product.png"/>
+                    <pic:cNvPr id="0" name="05.png"/>
                     <pic:cNvPicPr/>
                   </pic:nvPicPr>
                   <pic:blipFill>
@@ -1554,7 +1554,7 @@
               <a:graphicData uri="http://schemas.openxmlformats.org/drawingml/2006/picture">
                 <pic:pic>
                   <pic:nvPicPr>
-                    <pic:cNvPr id="0" name="shap_summary_pyogo.png"/>
+                    <pic:cNvPr id="0" name="06.png"/>
                     <pic:cNvPicPr/>
                   </pic:nvPicPr>
                   <pic:blipFill>
@@ -1794,7 +1794,7 @@
               <a:graphicData uri="http://schemas.openxmlformats.org/drawingml/2006/picture">
                 <pic:pic>
                   <pic:nvPicPr>
-                    <pic:cNvPr id="0" name="tsne_node2vec.png"/>
+                    <pic:cNvPr id="0" name="07.png"/>
                     <pic:cNvPicPr/>
                   </pic:nvPicPr>
                   <pic:blipFill>
@@ -1877,7 +1877,7 @@
               <a:graphicData uri="http://schemas.openxmlformats.org/drawingml/2006/picture">
                 <pic:pic>
                   <pic:nvPicPr>
-                    <pic:cNvPr id="0" name="precision_at_k.png"/>
+                    <pic:cNvPr id="0" name="08.png"/>
                     <pic:cNvPicPr/>
                   </pic:nvPicPr>
                   <pic:blipFill>
@@ -2040,7 +2040,7 @@
               <a:graphicData uri="http://schemas.openxmlformats.org/drawingml/2006/picture">
                 <pic:pic>
                   <pic:nvPicPr>
-                    <pic:cNvPr id="0" name="fan_chart_p-01.png"/>
+                    <pic:cNvPr id="0" name="09.png"/>
                     <pic:cNvPicPr/>
                   </pic:nvPicPr>
                   <pic:blipFill>
@@ -2177,7 +2177,7 @@
               <a:graphicData uri="http://schemas.openxmlformats.org/drawingml/2006/picture">
                 <pic:pic>
                   <pic:nvPicPr>
-                    <pic:cNvPr id="0" name="calibration_mape.png"/>
+                    <pic:cNvPr id="0" name="10.png"/>
                     <pic:cNvPicPr/>
                   </pic:nvPicPr>
                   <pic:blipFill>
@@ -2501,7 +2501,7 @@
               <a:graphicData uri="http://schemas.openxmlformats.org/drawingml/2006/picture">
                 <pic:pic>
                   <pic:nvPicPr>
-                    <pic:cNvPr id="0" name="p07.png"/>
+                    <pic:cNvPr id="0" name="11.png"/>
                     <pic:cNvPicPr/>
                   </pic:nvPicPr>
                   <pic:blipFill>
@@ -2711,7 +2711,7 @@
               <a:graphicData uri="http://schemas.openxmlformats.org/drawingml/2006/picture">
                 <pic:pic>
                   <pic:nvPicPr>
-                    <pic:cNvPr id="0" name="latency_chart.png"/>
+                    <pic:cNvPr id="0" name="12.png"/>
                     <pic:cNvPicPr/>
                   </pic:nvPicPr>
                   <pic:blipFill>
